--- a/ky/wisdom-stories/mothers-advice-fakir-baykurt-never-forgot.docx
+++ b/ky/wisdom-stories/mothers-advice-fakir-baykurt-never-forgot.docx
@@ -57,7 +57,7 @@
           <w:sz w:val="22"/>
           <w:lang w:val="ky-KG"/>
         </w:rPr>
-        <w:t>Чай келгенде, ошол учурдагы толкундануусунан аны кантип ичишти билбеген Факир Байкурт ысык чайдан чоң ууртам алат. Оозу күйүп кеткенде, стаканды капысынан жерге таштайт.</w:t>
+        <w:t>Чай келгенде, толкундануусунан анын ысык экенин унутуп, чоң ууртам алат. Оозу күйүп кеткенде, стаканды капысынан жерге таштайт.</w:t>
       </w:r>
     </w:p>
     <w:p>
@@ -75,7 +75,7 @@
           <w:sz w:val="22"/>
           <w:lang w:val="ky-KG"/>
         </w:rPr>
-        <w:t>Чайдын стаканы топуракка түшкөндүктөн сынбайт, бирок Факир Байкурт апам азыр мени чабат деп ойлойт. Андай болбойт. Апасы Топал Хүсейинди чакырып, дагы бир чай алып келүүсүн өтүнөт.</w:t>
+        <w:t>Чайдын стаканы топуракка түшкөндүктөн сынбайт, бирок Факир Байкурт апасы азыр аны чабат деп ойлойт. Андай болбойт. Апасы Топал Хүсейинди чакырып, дагы бир чай алып келүүсүн өтүнөт.</w:t>
       </w:r>
     </w:p>
     <w:p>
@@ -225,7 +225,7 @@
           <w:sz w:val="22"/>
           <w:lang w:val="ky-KG"/>
         </w:rPr>
-        <w:t xml:space="preserve">Сабак: </w:t>
+        <w:t>Сабак: Баланын ичиндеги «арстанды» — өзүнө болгон ишенимин — уруп өлтүрбө. Чыныгы тарбия коркуу менен эмес, сабыр жана сүйүү менен берилет.</w:t>
       </w:r>
       <w:r>
         <w:rPr>
@@ -234,7 +234,6 @@
           <w:sz w:val="22"/>
           <w:lang w:val="ky-KG"/>
         </w:rPr>
-        <w:t>Баланын өзүнө болгон ишенимин коркутуп, уруп өчүрбө. Сабыр менен мээрим анын ичиндеги күчтү ойготот.</w:t>
       </w:r>
     </w:p>
     <w:p>
@@ -254,7 +253,7 @@
           <w:sz w:val="18"/>
           <w:lang w:val="ky-KG"/>
         </w:rPr>
-        <w:t>Окуя ачык интернет булактарынан алынды.</w:t>
+        <w:t>Аңгемелер ачык интернет булактарынан алынган, иллюстрациялар болсо ЖИ менен түзүлгөн.</w:t>
       </w:r>
     </w:p>
     <w:sectPr>
